--- a/_site/operating-system/2023-06-17-01-introduccion-linux/index.docx
+++ b/_site/operating-system/2023-06-17-01-introduccion-linux/index.docx
@@ -50,7 +50,7 @@
         <w:pStyle w:val="Heading1"/>
       </w:pPr>
       <w:r>
-        <w:t xml:space="preserve">Introduccion a GNU/Linux: Descubre por qué GNU/Linux supera a Windows y macOS en términos de libertad de uso, seguridad y amplia variedad de opciones de personalización.</w:t>
+        <w:t xml:space="preserve">Introducción completa al sistema Linux</w:t>
       </w:r>
     </w:p>
     <w:p>
@@ -199,7 +199,15 @@
     </w:p>
     <w:p>
       <w:pPr>
-        <w:pStyle w:val="FirstParagraph"/>
+        <w:pStyle w:val="AbstractFirstParagraph"/>
+      </w:pPr>
+      <w:r>
+        <w:t xml:space="preserve">Este abstract será actualizado una vez que se complete el contenido final del artículo.</w:t>
+      </w:r>
+    </w:p>
+    <w:p>
+      <w:pPr>
+        <w:pStyle w:val="BodyText"/>
       </w:pPr>
       <w:r>
         <w:rPr>
@@ -224,7 +232,7 @@
         <w:pStyle w:val="Heading1"/>
       </w:pPr>
       <w:r>
-        <w:t xml:space="preserve">Introduccion a GNU/Linux: Descubre por qué GNU/Linux supera a Windows y macOS en términos de libertad de uso, seguridad y amplia variedad de opciones de personalización.</w:t>
+        <w:t xml:space="preserve">Introducción completa al sistema Linux</w:t>
       </w:r>
     </w:p>
     <w:p>
@@ -550,7 +558,7 @@
       </w:r>
     </w:p>
     <w:bookmarkEnd w:id="33"/>
-    <w:bookmarkStart w:id="66" w:name="publicaciones-similares"/>
+    <w:bookmarkStart w:id="68" w:name="publicaciones-similares"/>
     <w:p>
       <w:pPr>
         <w:pStyle w:val="Heading1"/>
@@ -905,13 +913,34 @@
     </w:p>
     <w:p>
       <w:pPr>
+        <w:pStyle w:val="Compact"/>
+        <w:numPr>
+          <w:ilvl w:val="0"/>
+          <w:numId w:val="1002"/>
+        </w:numPr>
+      </w:pPr>
+      <w:hyperlink r:id="rId66"/>
+      <w:r>
+        <w:t xml:space="preserve"> </w:t>
+      </w:r>
+      <w:hyperlink r:id="rId67">
+        <w:r>
+          <w:rPr>
+            <w:rStyle w:val="Hyperlink"/>
+          </w:rPr>
+          <w:t xml:space="preserve">Gestiona Tus Dotfiles Con Gnu Stow</w:t>
+        </w:r>
+      </w:hyperlink>
+    </w:p>
+    <w:p>
+      <w:pPr>
         <w:pStyle w:val="FirstParagraph"/>
       </w:pPr>
       <w:r>
         <w:t xml:space="preserve">Esperamos que encuentres estas publicaciones igualmente interesantes y útiles. ¡Disfruta de la lectura!</w:t>
       </w:r>
     </w:p>
-    <w:bookmarkEnd w:id="66"/>
+    <w:bookmarkEnd w:id="68"/>
     <w:sectPr>
       <w:headerReference r:id="rId9" w:type="even"/>
       <w:headerReference r:id="rId11" w:type="default"/>

--- a/_site/operating-system/2023-06-17-01-introduccion-linux/index.docx
+++ b/_site/operating-system/2023-06-17-01-introduccion-linux/index.docx
@@ -44,7 +44,7 @@
         <w:t xml:space="preserve"> </w:t>
       </w:r>
     </w:p>
-    <w:bookmarkStart w:id="20" w:name="title"/>
+    <w:bookmarkStart w:id="22" w:name="title"/>
     <w:p>
       <w:pPr>
         <w:pStyle w:val="Heading1"/>
@@ -93,8 +93,8 @@
         <w:t xml:space="preserve"> </w:t>
       </w:r>
     </w:p>
-    <w:bookmarkEnd w:id="20"/>
-    <w:bookmarkStart w:id="24" w:name="author-note"/>
+    <w:bookmarkEnd w:id="22"/>
+    <w:bookmarkStart w:id="26" w:name="author-note"/>
     <w:p>
       <w:pPr>
         <w:pStyle w:val="Heading1"/>
@@ -113,15 +113,15 @@
       <w:r>
         <w:t xml:space="preserve"> </w:t>
       </w:r>
-      <w:bookmarkStart w:id="21" w:name="orchid"/>
+      <w:bookmarkStart w:id="23" w:name="orchid"/>
       <w:r>
         <w:t xml:space="preserve">Orcid ID Logo: A green circle with white letters ID</w:t>
       </w:r>
-      <w:bookmarkEnd w:id="21"/>
-      <w:r>
-        <w:t xml:space="preserve"> </w:t>
-      </w:r>
-      <w:hyperlink r:id="rId22">
+      <w:bookmarkEnd w:id="23"/>
+      <w:r>
+        <w:t xml:space="preserve"> </w:t>
+      </w:r>
+      <w:hyperlink r:id="rId24">
         <w:r>
           <w:rPr>
             <w:rStyle w:val="Hyperlink"/>
@@ -160,7 +160,7 @@
         <w:t xml:space="preserve">: </w:t>
       </w:r>
       <w:r>
-        <w:t xml:space="preserve">conceptualización y redacción</w:t>
+        <w:t xml:space="preserve">conceptualización, metodología, análisis formal, investigación, recursos, curación de datos, redacción, visualización, supervisión, y administración del proyecto</w:t>
       </w:r>
     </w:p>
     <w:p>
@@ -168,12 +168,12 @@
         <w:pStyle w:val="BodyText"/>
       </w:pPr>
       <w:r>
-        <w:t xml:space="preserve">La correspondencia relativa a este artículo debe dirigirse a Edison Achalma, Escuela Profesional de Economía, Universidad Nacional de San Cristóbal de Huamanga, Ayacucho, AYA, Perú, Email:</w:t>
-      </w:r>
-      <w:r>
-        <w:t xml:space="preserve"> </w:t>
-      </w:r>
-      <w:hyperlink r:id="rId23">
+        <w:t xml:space="preserve">La correspondencia relativa a este artículo debe dirigirse a Edison Achalma, Escuela Profesional de Economía, Universidad Nacional de San Cristóbal de Huamanga, Portal Independencia N° 57, Ayacucho, AYA 5001, Perú, Email:</w:t>
+      </w:r>
+      <w:r>
+        <w:t xml:space="preserve"> </w:t>
+      </w:r>
+      <w:hyperlink r:id="rId25">
         <w:r>
           <w:rPr>
             <w:rStyle w:val="Hyperlink"/>
@@ -187,8 +187,8 @@
         <w:br w:type="page"/>
       </w:r>
     </w:p>
-    <w:bookmarkEnd w:id="24"/>
-    <w:bookmarkStart w:id="25" w:name="abstract"/>
+    <w:bookmarkEnd w:id="26"/>
+    <w:bookmarkStart w:id="27" w:name="abstract"/>
     <w:p>
       <w:pPr>
         <w:pStyle w:val="Heading1"/>
@@ -225,8 +225,8 @@
         <w:br w:type="page"/>
       </w:r>
     </w:p>
-    <w:bookmarkEnd w:id="25"/>
-    <w:bookmarkStart w:id="26" w:name="firstheader"/>
+    <w:bookmarkEnd w:id="27"/>
+    <w:bookmarkStart w:id="28" w:name="firstheader"/>
     <w:p>
       <w:pPr>
         <w:pStyle w:val="Heading1"/>
@@ -243,8 +243,8 @@
         <w:t xml:space="preserve">¡Hola, estimado lector! Ya sea que acabes de adentrarte en el fascinante mundo de GNU/Linux y su acogedora comunidad, o que lleves un tiempo utilizando Linux y estés ansioso por aprender cada vez más, esta página es perfecta para ti.</w:t>
       </w:r>
     </w:p>
-    <w:bookmarkEnd w:id="26"/>
-    <w:bookmarkStart w:id="30" w:name="qué-es-gnulinux-introducción"/>
+    <w:bookmarkEnd w:id="28"/>
+    <w:bookmarkStart w:id="32" w:name="qué-es-gnulinux-introducción"/>
     <w:p>
       <w:pPr>
         <w:pStyle w:val="Heading1"/>
@@ -253,7 +253,7 @@
         <w:t xml:space="preserve">1. ¿Qué es GNU/Linux? Introducción</w:t>
       </w:r>
     </w:p>
-    <w:bookmarkStart w:id="27" w:name="gnulinux"/>
+    <w:bookmarkStart w:id="29" w:name="gnulinux"/>
     <w:p>
       <w:pPr>
         <w:pStyle w:val="Heading2"/>
@@ -286,8 +286,8 @@
         <w:t xml:space="preserve">Existen una amplia variedad de distribuciones diseñadas para diferentes usos y usuarios. Sin embargo, lo importante aquí es que, a pesar de las diferencias entre ellas, todas comparten una base común:</w:t>
       </w:r>
     </w:p>
-    <w:bookmarkEnd w:id="27"/>
-    <w:bookmarkStart w:id="28" w:name="kernel-linux"/>
+    <w:bookmarkEnd w:id="29"/>
+    <w:bookmarkStart w:id="30" w:name="kernel-linux"/>
     <w:p>
       <w:pPr>
         <w:pStyle w:val="Heading2"/>
@@ -304,8 +304,8 @@
         <w:t xml:space="preserve">El kernel, o núcleo, es el componente central de cualquier sistema operativo. En términos sencillos, podríamos decir que se encarga de establecer la comunicación entre los componentes de software del sistema y los recursos de hardware de la máquina. Cada distribución GNU/Linux elige una versión específica del kernel, que no siempre coincide con la más reciente.</w:t>
       </w:r>
     </w:p>
-    <w:bookmarkEnd w:id="28"/>
-    <w:bookmarkStart w:id="29" w:name="gnu"/>
+    <w:bookmarkEnd w:id="30"/>
+    <w:bookmarkStart w:id="31" w:name="gnu"/>
     <w:p>
       <w:pPr>
         <w:pStyle w:val="Heading2"/>
@@ -330,9 +330,9 @@
         <w:t xml:space="preserve">Sin embargo, esta flexibilidad también conlleva una gran fragmentación de proyectos en todos los niveles, incluyendo distribuciones, entornos gráficos, herramientas, entre otros. A pesar de esto, GNU/Linux sigue siendo una plataforma sólida y poderosa para aquellos que valoran la libertad, la personalización y la comunidad que la rodea.</w:t>
       </w:r>
     </w:p>
-    <w:bookmarkEnd w:id="29"/>
-    <w:bookmarkEnd w:id="30"/>
-    <w:bookmarkStart w:id="31" w:name="el-kernel-linux"/>
+    <w:bookmarkEnd w:id="31"/>
+    <w:bookmarkEnd w:id="32"/>
+    <w:bookmarkStart w:id="33" w:name="el-kernel-linux"/>
     <w:p>
       <w:pPr>
         <w:pStyle w:val="Heading1"/>
@@ -365,8 +365,8 @@
         <w:t xml:space="preserve">Linux está diseñado para ejecutarse en una amplia variedad de arquitecturas, desde x86-64 (la más común en la mayoría de las computadoras de 64 bits) hasta i386 (para computadoras Intel de 32 bits), ARM, PowerPC, MIPS, OpenRISC y muchas más. De hecho, el uso de Linux se extiende mucho más allá de las computadoras y los teléfonos inteligentes, y se encuentra presente en routers, refrigeradores, lavadoras, automóviles, relojes, drones, robots y muchos otros dispositivos.</w:t>
       </w:r>
     </w:p>
-    <w:bookmarkEnd w:id="31"/>
-    <w:bookmarkStart w:id="32" w:name="el-sistema-operativo-gnu"/>
+    <w:bookmarkEnd w:id="33"/>
+    <w:bookmarkStart w:id="34" w:name="el-sistema-operativo-gnu"/>
     <w:p>
       <w:pPr>
         <w:pStyle w:val="Heading1"/>
@@ -428,8 +428,8 @@
         <w:t xml:space="preserve">Uno de los aspectos fundamentales del sistema operativo GNU es su enfoque filosófico y ético. Stallman y la FSF promueven los valores del software libre y luchan por la libertad del usuario en el entorno digital. Consideran que el software propietario y las restricciones impuestas por las licencias restrictivas limitan la libertad de los usuarios y generan desigualdad en el acceso al conocimiento y la tecnología.</w:t>
       </w:r>
     </w:p>
-    <w:bookmarkEnd w:id="32"/>
-    <w:bookmarkStart w:id="33" w:name="Xa405ae6de60dc230beb9dac0f5a303a35a7d4b3"/>
+    <w:bookmarkEnd w:id="34"/>
+    <w:bookmarkStart w:id="35" w:name="Xa405ae6de60dc230beb9dac0f5a303a35a7d4b3"/>
     <w:p>
       <w:pPr>
         <w:pStyle w:val="Heading1"/>
@@ -557,8 +557,8 @@
         <w:t xml:space="preserve">Una de las grandes ventajas de GNU/Linux es su costo. Muchas distribuciones son de código abierto y se pueden obtener de forma gratuita. Esto supone un ahorro significativo en comparación con los sistemas operativos comerciales como Windows y macOS. Además, la mayoría del software disponible para GNU/Linux también es gratuito, lo que te permite ahorrar aún más en la adquisición de programas adicionales.</w:t>
       </w:r>
     </w:p>
-    <w:bookmarkEnd w:id="33"/>
-    <w:bookmarkStart w:id="68" w:name="publicaciones-similares"/>
+    <w:bookmarkEnd w:id="35"/>
+    <w:bookmarkStart w:id="78" w:name="publicaciones-similares"/>
     <w:p>
       <w:pPr>
         <w:pStyle w:val="Heading1"/>
@@ -583,11 +583,11 @@
           <w:numId w:val="1002"/>
         </w:numPr>
       </w:pPr>
-      <w:hyperlink r:id="rId34"/>
-      <w:r>
-        <w:t xml:space="preserve"> </w:t>
-      </w:r>
-      <w:hyperlink r:id="rId35">
+      <w:hyperlink r:id="rId36"/>
+      <w:r>
+        <w:t xml:space="preserve"> </w:t>
+      </w:r>
+      <w:hyperlink r:id="rId37">
         <w:r>
           <w:rPr>
             <w:rStyle w:val="Hyperlink"/>
@@ -604,11 +604,11 @@
           <w:numId w:val="1002"/>
         </w:numPr>
       </w:pPr>
-      <w:hyperlink r:id="rId36"/>
-      <w:r>
-        <w:t xml:space="preserve"> </w:t>
-      </w:r>
-      <w:hyperlink r:id="rId37">
+      <w:hyperlink r:id="rId38"/>
+      <w:r>
+        <w:t xml:space="preserve"> </w:t>
+      </w:r>
+      <w:hyperlink r:id="rId39">
         <w:r>
           <w:rPr>
             <w:rStyle w:val="Hyperlink"/>
@@ -625,11 +625,11 @@
           <w:numId w:val="1002"/>
         </w:numPr>
       </w:pPr>
-      <w:hyperlink r:id="rId38"/>
-      <w:r>
-        <w:t xml:space="preserve"> </w:t>
-      </w:r>
-      <w:hyperlink r:id="rId39">
+      <w:hyperlink r:id="rId40"/>
+      <w:r>
+        <w:t xml:space="preserve"> </w:t>
+      </w:r>
+      <w:hyperlink r:id="rId41">
         <w:r>
           <w:rPr>
             <w:rStyle w:val="Hyperlink"/>
@@ -646,16 +646,16 @@
           <w:numId w:val="1002"/>
         </w:numPr>
       </w:pPr>
-      <w:hyperlink r:id="rId40"/>
-      <w:r>
-        <w:t xml:space="preserve"> </w:t>
-      </w:r>
-      <w:hyperlink r:id="rId41">
+      <w:hyperlink r:id="rId42"/>
+      <w:r>
+        <w:t xml:space="preserve"> </w:t>
+      </w:r>
+      <w:hyperlink r:id="rId43">
         <w:r>
           <w:rPr>
             <w:rStyle w:val="Hyperlink"/>
           </w:rPr>
-          <w:t xml:space="preserve">Usando Apk En Windown 11</w:t>
+          <w:t xml:space="preserve">Scrcpy</w:t>
         </w:r>
       </w:hyperlink>
     </w:p>
@@ -667,11 +667,11 @@
           <w:numId w:val="1002"/>
         </w:numPr>
       </w:pPr>
-      <w:hyperlink r:id="rId42"/>
-      <w:r>
-        <w:t xml:space="preserve"> </w:t>
-      </w:r>
-      <w:hyperlink r:id="rId43">
+      <w:hyperlink r:id="rId44"/>
+      <w:r>
+        <w:t xml:space="preserve"> </w:t>
+      </w:r>
+      <w:hyperlink r:id="rId45">
         <w:r>
           <w:rPr>
             <w:rStyle w:val="Hyperlink"/>
@@ -688,11 +688,11 @@
           <w:numId w:val="1002"/>
         </w:numPr>
       </w:pPr>
-      <w:hyperlink r:id="rId44"/>
-      <w:r>
-        <w:t xml:space="preserve"> </w:t>
-      </w:r>
-      <w:hyperlink r:id="rId45">
+      <w:hyperlink r:id="rId46"/>
+      <w:r>
+        <w:t xml:space="preserve"> </w:t>
+      </w:r>
+      <w:hyperlink r:id="rId47">
         <w:r>
           <w:rPr>
             <w:rStyle w:val="Hyperlink"/>
@@ -709,11 +709,11 @@
           <w:numId w:val="1002"/>
         </w:numPr>
       </w:pPr>
-      <w:hyperlink r:id="rId46"/>
-      <w:r>
-        <w:t xml:space="preserve"> </w:t>
-      </w:r>
-      <w:hyperlink r:id="rId47">
+      <w:hyperlink r:id="rId48"/>
+      <w:r>
+        <w:t xml:space="preserve"> </w:t>
+      </w:r>
+      <w:hyperlink r:id="rId49">
         <w:r>
           <w:rPr>
             <w:rStyle w:val="Hyperlink"/>
@@ -730,11 +730,11 @@
           <w:numId w:val="1002"/>
         </w:numPr>
       </w:pPr>
-      <w:hyperlink r:id="rId48"/>
-      <w:r>
-        <w:t xml:space="preserve"> </w:t>
-      </w:r>
-      <w:hyperlink r:id="rId49">
+      <w:hyperlink r:id="rId50"/>
+      <w:r>
+        <w:t xml:space="preserve"> </w:t>
+      </w:r>
+      <w:hyperlink r:id="rId51">
         <w:r>
           <w:rPr>
             <w:rStyle w:val="Hyperlink"/>
@@ -751,11 +751,11 @@
           <w:numId w:val="1002"/>
         </w:numPr>
       </w:pPr>
-      <w:hyperlink r:id="rId50"/>
-      <w:r>
-        <w:t xml:space="preserve"> </w:t>
-      </w:r>
-      <w:hyperlink r:id="rId51">
+      <w:hyperlink r:id="rId52"/>
+      <w:r>
+        <w:t xml:space="preserve"> </w:t>
+      </w:r>
+      <w:hyperlink r:id="rId53">
         <w:r>
           <w:rPr>
             <w:rStyle w:val="Hyperlink"/>
@@ -772,11 +772,11 @@
           <w:numId w:val="1002"/>
         </w:numPr>
       </w:pPr>
-      <w:hyperlink r:id="rId52"/>
-      <w:r>
-        <w:t xml:space="preserve"> </w:t>
-      </w:r>
-      <w:hyperlink r:id="rId53">
+      <w:hyperlink r:id="rId54"/>
+      <w:r>
+        <w:t xml:space="preserve"> </w:t>
+      </w:r>
+      <w:hyperlink r:id="rId55">
         <w:r>
           <w:rPr>
             <w:rStyle w:val="Hyperlink"/>
@@ -793,11 +793,11 @@
           <w:numId w:val="1002"/>
         </w:numPr>
       </w:pPr>
-      <w:hyperlink r:id="rId54"/>
-      <w:r>
-        <w:t xml:space="preserve"> </w:t>
-      </w:r>
-      <w:hyperlink r:id="rId55">
+      <w:hyperlink r:id="rId56"/>
+      <w:r>
+        <w:t xml:space="preserve"> </w:t>
+      </w:r>
+      <w:hyperlink r:id="rId57">
         <w:r>
           <w:rPr>
             <w:rStyle w:val="Hyperlink"/>
@@ -814,11 +814,11 @@
           <w:numId w:val="1002"/>
         </w:numPr>
       </w:pPr>
-      <w:hyperlink r:id="rId56"/>
-      <w:r>
-        <w:t xml:space="preserve"> </w:t>
-      </w:r>
-      <w:hyperlink r:id="rId57">
+      <w:hyperlink r:id="rId58"/>
+      <w:r>
+        <w:t xml:space="preserve"> </w:t>
+      </w:r>
+      <w:hyperlink r:id="rId59">
         <w:r>
           <w:rPr>
             <w:rStyle w:val="Hyperlink"/>
@@ -835,11 +835,11 @@
           <w:numId w:val="1002"/>
         </w:numPr>
       </w:pPr>
-      <w:hyperlink r:id="rId58"/>
-      <w:r>
-        <w:t xml:space="preserve"> </w:t>
-      </w:r>
-      <w:hyperlink r:id="rId59">
+      <w:hyperlink r:id="rId60"/>
+      <w:r>
+        <w:t xml:space="preserve"> </w:t>
+      </w:r>
+      <w:hyperlink r:id="rId61">
         <w:r>
           <w:rPr>
             <w:rStyle w:val="Hyperlink"/>
@@ -856,11 +856,11 @@
           <w:numId w:val="1002"/>
         </w:numPr>
       </w:pPr>
-      <w:hyperlink r:id="rId60"/>
-      <w:r>
-        <w:t xml:space="preserve"> </w:t>
-      </w:r>
-      <w:hyperlink r:id="rId61">
+      <w:hyperlink r:id="rId62"/>
+      <w:r>
+        <w:t xml:space="preserve"> </w:t>
+      </w:r>
+      <w:hyperlink r:id="rId63">
         <w:r>
           <w:rPr>
             <w:rStyle w:val="Hyperlink"/>
@@ -877,11 +877,11 @@
           <w:numId w:val="1002"/>
         </w:numPr>
       </w:pPr>
-      <w:hyperlink r:id="rId62"/>
-      <w:r>
-        <w:t xml:space="preserve"> </w:t>
-      </w:r>
-      <w:hyperlink r:id="rId63">
+      <w:hyperlink r:id="rId64"/>
+      <w:r>
+        <w:t xml:space="preserve"> </w:t>
+      </w:r>
+      <w:hyperlink r:id="rId65">
         <w:r>
           <w:rPr>
             <w:rStyle w:val="Hyperlink"/>
@@ -898,11 +898,11 @@
           <w:numId w:val="1002"/>
         </w:numPr>
       </w:pPr>
-      <w:hyperlink r:id="rId64"/>
-      <w:r>
-        <w:t xml:space="preserve"> </w:t>
-      </w:r>
-      <w:hyperlink r:id="rId65">
+      <w:hyperlink r:id="rId66"/>
+      <w:r>
+        <w:t xml:space="preserve"> </w:t>
+      </w:r>
+      <w:hyperlink r:id="rId67">
         <w:r>
           <w:rPr>
             <w:rStyle w:val="Hyperlink"/>
@@ -919,11 +919,11 @@
           <w:numId w:val="1002"/>
         </w:numPr>
       </w:pPr>
-      <w:hyperlink r:id="rId66"/>
-      <w:r>
-        <w:t xml:space="preserve"> </w:t>
-      </w:r>
-      <w:hyperlink r:id="rId67">
+      <w:hyperlink r:id="rId68"/>
+      <w:r>
+        <w:t xml:space="preserve"> </w:t>
+      </w:r>
+      <w:hyperlink r:id="rId69">
         <w:r>
           <w:rPr>
             <w:rStyle w:val="Hyperlink"/>
@@ -934,20 +934,104 @@
     </w:p>
     <w:p>
       <w:pPr>
+        <w:pStyle w:val="Compact"/>
+        <w:numPr>
+          <w:ilvl w:val="0"/>
+          <w:numId w:val="1002"/>
+        </w:numPr>
+      </w:pPr>
+      <w:hyperlink r:id="rId70"/>
+      <w:r>
+        <w:t xml:space="preserve"> </w:t>
+      </w:r>
+      <w:hyperlink r:id="rId71">
+        <w:r>
+          <w:rPr>
+            <w:rStyle w:val="Hyperlink"/>
+          </w:rPr>
+          <w:t xml:space="preserve">Guia De Ranger</w:t>
+        </w:r>
+      </w:hyperlink>
+    </w:p>
+    <w:p>
+      <w:pPr>
+        <w:pStyle w:val="Compact"/>
+        <w:numPr>
+          <w:ilvl w:val="0"/>
+          <w:numId w:val="1002"/>
+        </w:numPr>
+      </w:pPr>
+      <w:hyperlink r:id="rId72"/>
+      <w:r>
+        <w:t xml:space="preserve"> </w:t>
+      </w:r>
+      <w:hyperlink r:id="rId73">
+        <w:r>
+          <w:rPr>
+            <w:rStyle w:val="Hyperlink"/>
+          </w:rPr>
+          <w:t xml:space="preserve">Guia De Kitty Terminal</w:t>
+        </w:r>
+      </w:hyperlink>
+    </w:p>
+    <w:p>
+      <w:pPr>
+        <w:pStyle w:val="Compact"/>
+        <w:numPr>
+          <w:ilvl w:val="0"/>
+          <w:numId w:val="1002"/>
+        </w:numPr>
+      </w:pPr>
+      <w:hyperlink r:id="rId74"/>
+      <w:r>
+        <w:t xml:space="preserve"> </w:t>
+      </w:r>
+      <w:hyperlink r:id="rId75">
+        <w:r>
+          <w:rPr>
+            <w:rStyle w:val="Hyperlink"/>
+          </w:rPr>
+          <w:t xml:space="preserve">Guia De Positron Ide</w:t>
+        </w:r>
+      </w:hyperlink>
+    </w:p>
+    <w:p>
+      <w:pPr>
+        <w:pStyle w:val="Compact"/>
+        <w:numPr>
+          <w:ilvl w:val="0"/>
+          <w:numId w:val="1002"/>
+        </w:numPr>
+      </w:pPr>
+      <w:hyperlink r:id="rId76"/>
+      <w:r>
+        <w:t xml:space="preserve"> </w:t>
+      </w:r>
+      <w:hyperlink r:id="rId77">
+        <w:r>
+          <w:rPr>
+            <w:rStyle w:val="Hyperlink"/>
+          </w:rPr>
+          <w:t xml:space="preserve">Guia De Rsync</w:t>
+        </w:r>
+      </w:hyperlink>
+    </w:p>
+    <w:p>
+      <w:pPr>
         <w:pStyle w:val="FirstParagraph"/>
       </w:pPr>
       <w:r>
         <w:t xml:space="preserve">Esperamos que encuentres estas publicaciones igualmente interesantes y útiles. ¡Disfruta de la lectura!</w:t>
       </w:r>
     </w:p>
-    <w:bookmarkEnd w:id="68"/>
+    <w:bookmarkEnd w:id="78"/>
     <w:sectPr>
-      <w:headerReference r:id="rId9" w:type="even"/>
-      <w:headerReference r:id="rId11" w:type="default"/>
-      <w:footerReference r:id="rId14" w:type="even"/>
-      <w:footerReference r:id="rId13" w:type="default"/>
-      <w:headerReference r:id="rId10" w:type="first"/>
-      <w:footerReference r:id="rId12" w:type="first"/>
+      <w:headerReference r:id="rId8" w:type="even"/>
+      <w:headerReference r:id="rId9" w:type="default"/>
+      <w:footerReference r:id="rId10" w:type="even"/>
+      <w:footerReference r:id="rId11" w:type="default"/>
+      <w:headerReference r:id="rId12" w:type="first"/>
+      <w:footerReference r:id="rId13" w:type="first"/>
       <w:pgSz w:h="15840" w:w="12240"/>
       <w:pgMar w:bottom="1440" w:footer="720" w:gutter="0" w:header="720" w:left="1440" w:right="1440" w:top="1440"/>
       <w:cols w:space="720"/>
